--- a/Requirements/acrme_complete_requirements_reference.docx
+++ b/Requirements/acrme_complete_requirements_reference.docx
@@ -2753,7 +2753,7 @@
               <w:jc w:val="left"/>
             </w:pPr>
             <w:r>
-              <w:t xml:space="preserve">Enforce minimum DR capacity buffers per DR pair as percentage of primary; alert when quota changes would violate</w:t>
+              <w:t xml:space="preserve">Enforce minimum DR capacity floor per destination region; alert when quota changes would violate</w:t>
             </w:r>
           </w:p>
         </w:tc>
@@ -2784,12 +2784,31 @@
             </w:r>
             <w:r>
               <w:rPr>
+                <w:bCs/>
+                <w:b/>
+              </w:rPr>
+              <w:t xml:space="preserve">max-not-sum</w:t>
+            </w:r>
+            <w:r>
+              <w:t xml:space="preserve"> </w:t>
+            </w:r>
+            <w:r>
+              <w:t xml:space="preserve">floor</w:t>
+            </w:r>
+            <w:r>
+              <w:t xml:space="preserve"> </w:t>
+            </w:r>
+            <w:r>
+              <w:rPr>
                 <w:rStyle w:val="VerbatimChar"/>
               </w:rPr>
-              <w:t xml:space="preserve">dr_ratio_min=0.30</w:t>
-            </w:r>
-            <w:r>
-              <w:t xml:space="preserve">,</w:t>
+              <w:t xml:space="preserve">DR_Floor_vCPU(R) = Destination_DR_Requirement(R) × vCPU</w:t>
+            </w:r>
+            <w:r>
+              <w:t xml:space="preserve"> </w:t>
+            </w:r>
+            <w:r>
+              <w:t xml:space="preserve">where</w:t>
             </w:r>
             <w:r>
               <w:t xml:space="preserve"> </w:t>
@@ -2798,7 +2817,44 @@
               <w:rPr>
                 <w:rStyle w:val="VerbatimChar"/>
               </w:rPr>
-              <w:t xml:space="preserve">dr_ratio_max=0.40</w:t>
+              <w:t xml:space="preserve">Destination_DR_Requirement(R) = MAX(source portions)</w:t>
+            </w:r>
+            <w:r>
+              <w:t xml:space="preserve"> </w:t>
+            </w:r>
+            <w:r>
+              <w:t xml:space="preserve">(A.6/DR-017); per-workload configurable DR bootstrap (DR-007). Fixed</w:t>
+            </w:r>
+            <w:r>
+              <w:t xml:space="preserve"> </w:t>
+            </w:r>
+            <w:r>
+              <w:rPr>
+                <w:rStyle w:val="VerbatimChar"/>
+              </w:rPr>
+              <w:t xml:space="preserve">dr_ratio_*</w:t>
+            </w:r>
+            <w:r>
+              <w:t xml:space="preserve"> </w:t>
+            </w:r>
+            <w:r>
+              <w:t xml:space="preserve">(30–40%) model</w:t>
+            </w:r>
+            <w:r>
+              <w:t xml:space="preserve"> </w:t>
+            </w:r>
+            <w:r>
+              <w:rPr>
+                <w:bCs/>
+                <w:b/>
+              </w:rPr>
+              <w:t xml:space="preserve">retired</w:t>
+            </w:r>
+            <w:r>
+              <w:t xml:space="preserve"> </w:t>
+            </w:r>
+            <w:r>
+              <w:t xml:space="preserve">— see Calc Logic Reference Scenario 15 → 17.</w:t>
             </w:r>
           </w:p>
         </w:tc>
@@ -2852,7 +2908,23 @@
               <w:jc w:val="left"/>
             </w:pPr>
             <w:r>
-              <w:t xml:space="preserve">E06-S01, E06-S05 (Cross-Region DR); Middle East cross-geo extension</w:t>
+              <w:t xml:space="preserve">E06-S01, E06-S05 (Cross-Region DR);</w:t>
+            </w:r>
+            <w:r>
+              <w:t xml:space="preserve"> </w:t>
+            </w:r>
+            <w:r>
+              <w:rPr>
+                <w:bCs/>
+                <w:b/>
+              </w:rPr>
+              <w:t xml:space="preserve">[v2.4]</w:t>
+            </w:r>
+            <w:r>
+              <w:t xml:space="preserve"> </w:t>
+            </w:r>
+            <w:r>
+              <w:t xml:space="preserve">Middle East cross-geo DR into Europe (DR-020, PLC-010b)</w:t>
             </w:r>
           </w:p>
         </w:tc>
@@ -8193,7 +8265,7 @@
               <w:jc w:val="left"/>
             </w:pPr>
             <w:r>
-              <w:t xml:space="preserve">Middle East special handling:</w:t>
+              <w:t xml:space="preserve">Middle East special handling: weighted</w:t>
             </w:r>
             <w:r>
               <w:t xml:space="preserve"> </w:t>
@@ -8208,7 +8280,23 @@
               <w:t xml:space="preserve"> </w:t>
             </w:r>
             <w:r>
-              <w:t xml:space="preserve">over Saudi Arabia + UAE North; cross-geo DR</w:t>
+              <w:t xml:space="preserve">over Saudi Arabia + UAE North (Prod+CVAL co-located);</w:t>
+            </w:r>
+            <w:r>
+              <w:t xml:space="preserve"> </w:t>
+            </w:r>
+            <w:r>
+              <w:rPr>
+                <w:bCs/>
+                <w:b/>
+              </w:rPr>
+              <w:t xml:space="preserve">[v2.4]</w:t>
+            </w:r>
+            <w:r>
+              <w:t xml:space="preserve"> </w:t>
+            </w:r>
+            <w:r>
+              <w:t xml:space="preserve">DR cross-geo in a weighted-selected Europe region (DR-020, PLC-010b, DEC-001 RESOLVED)</w:t>
             </w:r>
           </w:p>
         </w:tc>

--- a/Requirements/acrme_complete_requirements_reference.docx
+++ b/Requirements/acrme_complete_requirements_reference.docx
@@ -4909,23 +4909,27 @@
               <w:jc w:val="left"/>
             </w:pPr>
             <w:r>
-              <w:t xml:space="preserve">Explicit</w:t>
-            </w:r>
-            <w:r>
-              <w:t xml:space="preserve"> </w:t>
-            </w:r>
-            <w:r>
-              <w:rPr>
-                <w:bCs/>
-                <w:b/>
-              </w:rPr>
-              <w:t xml:space="preserve">regional + per-AZ CRG structure per environment</w:t>
-            </w:r>
-            <w:r>
-              <w:t xml:space="preserve"> </w:t>
-            </w:r>
-            <w:r>
-              <w:t xml:space="preserve">(1 regional + N per-AZ CRGs)</w:t>
+              <w:rPr>
+                <w:bCs/>
+                <w:b/>
+              </w:rPr>
+              <w:t xml:space="preserve">One zonal CRG per environment</w:t>
+            </w:r>
+            <w:r>
+              <w:t xml:space="preserve"> </w:t>
+            </w:r>
+            <w:r>
+              <w:t xml:space="preserve">(zones fixed at creation; one reservation per VM size per zone). A no-zone group is the pinned-zone exception, not a region-wide pool.</w:t>
+            </w:r>
+            <w:r>
+              <w:t xml:space="preserve"> </w:t>
+            </w:r>
+            <w:r>
+              <w:rPr>
+                <w:bCs/>
+                <w:b/>
+              </w:rPr>
+              <w:t xml:space="preserve">[v2.5]</w:t>
             </w:r>
           </w:p>
         </w:tc>
@@ -4949,7 +4953,7 @@
               <w:jc w:val="left"/>
             </w:pPr>
             <w:r>
-              <w:t xml:space="preserve">Provisioning/topology; TDD §5.2, T3; ADR-002 (v2.4); naming per OPS-006</w:t>
+              <w:t xml:space="preserve">Provisioning/topology; baseline CAP-023; naming per OPS-006. TDD §5.2 still describes the earlier regional + per-AZ layout and needs a follow-up edit</w:t>
             </w:r>
           </w:p>
         </w:tc>
@@ -8924,7 +8928,7 @@
         <w:rPr>
           <w:rStyle w:val="VerbatimChar"/>
         </w:rPr>
-        <w:t xml:space="preserve">❌ Automated Tier 2 (requires POC-31/32 validation)</w:t>
+        <w:t xml:space="preserve">❌ Automated Tier 2 (requires POC-001 validation of consumer quota after a Quota Group transfer — QUA-003, QUA-004, QUA-007; ADR-003)</w:t>
       </w:r>
       <w:r>
         <w:br/>
@@ -9597,31 +9601,61 @@
               <w:jc w:val="left"/>
             </w:pPr>
             <w:r>
-              <w:t xml:space="preserve">Quota architecture foundation</w:t>
-            </w:r>
-          </w:p>
-        </w:tc>
-        <w:tc>
-          <w:tcPr/>
-          <w:p>
-            <w:pPr>
-              <w:pStyle w:val="Compact"/>
-              <w:jc w:val="left"/>
-            </w:pPr>
-            <w:r>
-              <w:t xml:space="preserve">POC-30</w:t>
-            </w:r>
-          </w:p>
-        </w:tc>
-        <w:tc>
-          <w:tcPr/>
-          <w:p>
-            <w:pPr>
-              <w:pStyle w:val="Compact"/>
-              <w:jc w:val="left"/>
-            </w:pPr>
-            <w:r>
-              <w:t xml:space="preserve">GA availability check; if 404 → escalate to Azure Support</w:t>
+              <w:t xml:space="preserve">Quota architecture foundation (QUA-003, QUA-004)</w:t>
+            </w:r>
+          </w:p>
+        </w:tc>
+        <w:tc>
+          <w:tcPr/>
+          <w:p>
+            <w:pPr>
+              <w:pStyle w:val="Compact"/>
+              <w:jc w:val="left"/>
+            </w:pPr>
+            <w:r>
+              <w:t xml:space="preserve">DEP-001</w:t>
+            </w:r>
+          </w:p>
+        </w:tc>
+        <w:tc>
+          <w:tcPr/>
+          <w:p>
+            <w:pPr>
+              <w:pStyle w:val="Compact"/>
+              <w:jc w:val="left"/>
+            </w:pPr>
+            <w:r>
+              <w:t xml:space="preserve">Track</w:t>
+            </w:r>
+            <w:r>
+              <w:t xml:space="preserve"> </w:t>
+            </w:r>
+            <w:r>
+              <w:rPr>
+                <w:rStyle w:val="VerbatimChar"/>
+              </w:rPr>
+              <w:t xml:space="preserve">groupQuotas</w:t>
+            </w:r>
+            <w:r>
+              <w:t xml:space="preserve"> </w:t>
+            </w:r>
+            <w:r>
+              <w:t xml:space="preserve">/</w:t>
+            </w:r>
+            <w:r>
+              <w:t xml:space="preserve"> </w:t>
+            </w:r>
+            <w:r>
+              <w:rPr>
+                <w:rStyle w:val="VerbatimChar"/>
+              </w:rPr>
+              <w:t xml:space="preserve">groupType</w:t>
+            </w:r>
+            <w:r>
+              <w:t xml:space="preserve"> </w:t>
+            </w:r>
+            <w:r>
+              <w:t xml:space="preserve">maturity; GA availability check; if 404 → escalate to Azure Support</w:t>
             </w:r>
           </w:p>
         </w:tc>
@@ -9647,31 +9681,40 @@
               <w:jc w:val="left"/>
             </w:pPr>
             <w:r>
-              <w:t xml:space="preserve">Two-group model depends on group pool reallocation</w:t>
-            </w:r>
-          </w:p>
-        </w:tc>
-        <w:tc>
-          <w:tcPr/>
-          <w:p>
-            <w:pPr>
-              <w:pStyle w:val="Compact"/>
-              <w:jc w:val="left"/>
-            </w:pPr>
-            <w:r>
-              <w:t xml:space="preserve">POC-31</w:t>
-            </w:r>
-          </w:p>
-        </w:tc>
-        <w:tc>
-          <w:tcPr/>
-          <w:p>
-            <w:pPr>
-              <w:pStyle w:val="Compact"/>
-              <w:jc w:val="left"/>
-            </w:pPr>
-            <w:r>
-              <w:t xml:space="preserve">Measure release latency; confirm &lt; 5 min for Tier RTO</w:t>
+              <w:t xml:space="preserve">Single-pool model depends on quota returning to the pool and reaching the deploying subscription (QUA-007)</w:t>
+            </w:r>
+          </w:p>
+        </w:tc>
+        <w:tc>
+          <w:tcPr/>
+          <w:p>
+            <w:pPr>
+              <w:pStyle w:val="Compact"/>
+              <w:jc w:val="left"/>
+            </w:pPr>
+            <w:r>
+              <w:t xml:space="preserve">POC-001</w:t>
+            </w:r>
+          </w:p>
+        </w:tc>
+        <w:tc>
+          <w:tcPr/>
+          <w:p>
+            <w:pPr>
+              <w:pStyle w:val="Compact"/>
+              <w:jc w:val="left"/>
+            </w:pPr>
+            <w:r>
+              <w:t xml:space="preserve">Confirm consumer quota after transfer on the API version in use; measure release latency against the Tier RTO</w:t>
+            </w:r>
+            <w:r>
+              <w:t xml:space="preserve"> </w:t>
+            </w:r>
+            <w:r>
+              <w:rPr>
+                <w:rStyle w:val="VerbatimChar"/>
+              </w:rPr>
+              <w:t xml:space="preserve">[Assumed]</w:t>
             </w:r>
           </w:p>
         </w:tc>
